--- a/docx/ru/BUFR_TableD_ru_08.docx
+++ b/docx/ru/BUFR_TableD_ru_08.docx
@@ -967,7 +967,7 @@
                 <w:b w:val="0"/>
                 <w:sz w:val="16"/>
               </w:rPr>
-              <w:t>(см. примечание 1)</w:t>
+              <w:t>Note 13: В тех случаях, когда указываются «замененные/задержанные величины», это должно означать, что элемент данных из первоначальной части сообщения был заменен более правильной (предположительно) величиной; первоначальная величина была сохранена в сообщении с последующим замененным/задержанным оператором. В случае необходимости включения многочисленных замен для того же элемента данных, они должны следовать в таком порядке, чтобы первоначальные данные находились на последнем месте, а им должна предшествовать первая величина замены, которой в свою очередь предшествует следующая величина и т. д. Каждая величина или серия замененных задержанных величин должна быть указана посредством включения оператора 2 32 000.</w:t>
             </w:r>
           </w:p>
         </w:tc>
@@ -1078,7 +1078,7 @@
                 <w:b w:val="0"/>
                 <w:sz w:val="16"/>
               </w:rPr>
-              <w:t>(см. примечание 1)</w:t>
+              <w:t>Note 13: В тех случаях, когда указываются «замененные/задержанные величины», это должно означать, что элемент данных из первоначальной части сообщения был заменен более правильной (предположительно) величиной; первоначальная величина была сохранена в сообщении с последующим замененным/задержанным оператором. В случае необходимости включения многочисленных замен для того же элемента данных, они должны следовать в таком порядке, чтобы первоначальные данные находились на последнем месте, а им должна предшествовать первая величина замены, которой в свою очередь предшествует следующая величина и т. д. Каждая величина или серия замененных задержанных величин должна быть указана посредством включения оператора 2 32 000.</w:t>
             </w:r>
           </w:p>
         </w:tc>
@@ -1188,7 +1188,7 @@
                 <w:b w:val="0"/>
                 <w:sz w:val="16"/>
               </w:rPr>
-              <w:t>(см. примечание 1)</w:t>
+              <w:t>Note 13: В тех случаях, когда указываются «замененные/задержанные величины», это должно означать, что элемент данных из первоначальной части сообщения был заменен более правильной (предположительно) величиной; первоначальная величина была сохранена в сообщении с последующим замененным/задержанным оператором. В случае необходимости включения многочисленных замен для того же элемента данных, они должны следовать в таком порядке, чтобы первоначальные данные находились на последнем месте, а им должна предшествовать первая величина замены, которой в свою очередь предшествует следующая величина и т. д. Каждая величина или серия замененных задержанных величин должна быть указана посредством включения оператора 2 32 000.</w:t>
             </w:r>
           </w:p>
         </w:tc>
@@ -5952,7 +5952,7 @@
                 <w:b w:val="0"/>
                 <w:sz w:val="16"/>
               </w:rPr>
-              <w:t>(см. примечание 2)</w:t>
+              <w:t>Note 59: Новые локальные названия шторма различной интенсивности следует добавлять в соответствии с необходимостью.</w:t>
             </w:r>
           </w:p>
         </w:tc>
@@ -6062,7 +6062,7 @@
                 <w:b w:val="0"/>
                 <w:sz w:val="16"/>
               </w:rPr>
-              <w:t>(см. примечание 2)</w:t>
+              <w:t>Note 59: Новые локальные названия шторма различной интенсивности следует добавлять в соответствии с необходимостью.</w:t>
             </w:r>
           </w:p>
         </w:tc>
@@ -6281,7 +6281,7 @@
                 <w:b w:val="0"/>
                 <w:sz w:val="16"/>
               </w:rPr>
-              <w:t>(см. примечание 3)</w:t>
+              <w:t>Note 25: Биты 11-17 представляют код погрешности географического местоположения. В том случае, когда все биты установлены на 0, это означает, что географическое местоположение является нормальным.</w:t>
             </w:r>
           </w:p>
         </w:tc>
@@ -6391,7 +6391,7 @@
                 <w:b w:val="0"/>
                 <w:sz w:val="16"/>
               </w:rPr>
-              <w:t>(см. примечание 3)</w:t>
+              <w:t>Note 25: Биты 11-17 представляют код погрешности географического местоположения. В том случае, когда все биты установлены на 0, это означает, что географическое местоположение является нормальным.</w:t>
             </w:r>
           </w:p>
         </w:tc>
@@ -6503,7 +6503,7 @@
                 <w:b w:val="0"/>
                 <w:sz w:val="16"/>
               </w:rPr>
-              <w:t>(см. примечание 2)</w:t>
+              <w:t>Note 59: Новые локальные названия шторма различной интенсивности следует добавлять в соответствии с необходимостью.</w:t>
             </w:r>
           </w:p>
         </w:tc>
@@ -6947,7 +6947,7 @@
                 <w:b w:val="0"/>
                 <w:sz w:val="16"/>
               </w:rPr>
-              <w:t>(см. примечание 3)</w:t>
+              <w:t>Note 25: Биты 11-17 представляют код погрешности географического местоположения. В том случае, когда все биты установлены на 0, это означает, что географическое местоположение является нормальным.</w:t>
             </w:r>
           </w:p>
         </w:tc>
@@ -7059,7 +7059,7 @@
                 <w:b w:val="0"/>
                 <w:sz w:val="16"/>
               </w:rPr>
-              <w:t>(см. примечание 3)</w:t>
+              <w:t>Note 25: Биты 11-17 представляют код погрешности географического местоположения. В том случае, когда все биты установлены на 0, это означает, что географическое местоположение является нормальным.</w:t>
             </w:r>
           </w:p>
         </w:tc>
@@ -7835,7 +7835,7 @@
                 <w:b w:val="0"/>
                 <w:sz w:val="16"/>
               </w:rPr>
-              <w:t>(см. примечание 4)</w:t>
+              <w:t>Note 27: Биты 5-10 представляют код погрешности калибровки. В том случае, когда все биты установлены на 0, это означает, что калибровка нормальная. В том случае, когда тот или иной из битов 5, 7 и 10 установлен на 1, это означает, что были использованы вторичные коэффициенты калибровки.</w:t>
             </w:r>
           </w:p>
         </w:tc>
@@ -7947,7 +7947,7 @@
                 <w:b w:val="0"/>
                 <w:sz w:val="16"/>
               </w:rPr>
-              <w:t>(см. примечание 4)</w:t>
+              <w:t>Note 27: Биты 5-10 представляют код погрешности калибровки. В том случае, когда все биты установлены на 0, это означает, что калибровка нормальная. В том случае, когда тот или иной из битов 5, 7 и 10 установлен на 1, это означает, что были использованы вторичные коэффициенты калибровки.</w:t>
             </w:r>
           </w:p>
         </w:tc>
@@ -8059,7 +8059,7 @@
                 <w:b w:val="0"/>
                 <w:sz w:val="16"/>
               </w:rPr>
-              <w:t>(см. примечание 4)</w:t>
+              <w:t>Note 27: Биты 5-10 представляют код погрешности калибровки. В том случае, когда все биты установлены на 0, это означает, что калибровка нормальная. В том случае, когда тот или иной из битов 5, 7 и 10 установлен на 1, это означает, что были использованы вторичные коэффициенты калибровки.</w:t>
             </w:r>
           </w:p>
         </w:tc>
@@ -8170,7 +8170,7 @@
                 <w:b w:val="0"/>
                 <w:sz w:val="16"/>
               </w:rPr>
-              <w:t>(см. примечание 3)</w:t>
+              <w:t>Note 25: Биты 11-17 представляют код погрешности географического местоположения. В том случае, когда все биты установлены на 0, это означает, что географическое местоположение является нормальным.</w:t>
             </w:r>
           </w:p>
         </w:tc>
@@ -9061,7 +9061,7 @@
                 <w:b w:val="0"/>
                 <w:sz w:val="16"/>
               </w:rPr>
-              <w:t>(см. примечание 2)</w:t>
+              <w:t>Note 59: Новые локальные названия шторма различной интенсивности следует добавлять в соответствии с необходимостью.</w:t>
             </w:r>
           </w:p>
         </w:tc>
@@ -9172,7 +9172,7 @@
                 <w:b w:val="0"/>
                 <w:sz w:val="16"/>
               </w:rPr>
-              <w:t>(см. примечание 2)</w:t>
+              <w:t>Note 59: Новые локальные названия шторма различной интенсивности следует добавлять в соответствии с необходимостью.</w:t>
             </w:r>
           </w:p>
         </w:tc>
@@ -9283,7 +9283,7 @@
                 <w:b w:val="0"/>
                 <w:sz w:val="16"/>
               </w:rPr>
-              <w:t>(см. примечание 2)</w:t>
+              <w:t>Note 59: Новые локальные названия шторма различной интенсивности следует добавлять в соответствии с необходимостью.</w:t>
             </w:r>
           </w:p>
         </w:tc>
@@ -9726,7 +9726,7 @@
                 <w:b w:val="0"/>
                 <w:sz w:val="16"/>
               </w:rPr>
-              <w:t>(см. примечание 3)</w:t>
+              <w:t>Note 25: Биты 11-17 представляют код погрешности географического местоположения. В том случае, когда все биты установлены на 0, это означает, что географическое местоположение является нормальным.</w:t>
             </w:r>
           </w:p>
         </w:tc>
@@ -9838,7 +9838,7 @@
                 <w:b w:val="0"/>
                 <w:sz w:val="16"/>
               </w:rPr>
-              <w:t>(см. примечание 3)</w:t>
+              <w:t>Note 25: Биты 11-17 представляют код погрешности географического местоположения. В том случае, когда все биты установлены на 0, это означает, что географическое местоположение является нормальным.</w:t>
             </w:r>
           </w:p>
         </w:tc>
@@ -10946,7 +10946,7 @@
                 <w:b w:val="0"/>
                 <w:sz w:val="16"/>
               </w:rPr>
-              <w:t>(см. примечание 4)</w:t>
+              <w:t>Note 27: Биты 5-10 представляют код погрешности калибровки. В том случае, когда все биты установлены на 0, это означает, что калибровка нормальная. В том случае, когда тот или иной из битов 5, 7 и 10 установлен на 1, это означает, что были использованы вторичные коэффициенты калибровки.</w:t>
             </w:r>
           </w:p>
         </w:tc>
@@ -11058,7 +11058,7 @@
                 <w:b w:val="0"/>
                 <w:sz w:val="16"/>
               </w:rPr>
-              <w:t>(см. примечание 4)</w:t>
+              <w:t>Note 27: Биты 5-10 представляют код погрешности калибровки. В том случае, когда все биты установлены на 0, это означает, что калибровка нормальная. В том случае, когда тот или иной из битов 5, 7 и 10 установлен на 1, это означает, что были использованы вторичные коэффициенты калибровки.</w:t>
             </w:r>
           </w:p>
         </w:tc>
@@ -11281,7 +11281,7 @@
                 <w:b w:val="0"/>
                 <w:sz w:val="16"/>
               </w:rPr>
-              <w:t>(см. примечание 3)</w:t>
+              <w:t>Note 25: Биты 11-17 представляют код погрешности географического местоположения. В том случае, когда все биты установлены на 0, это означает, что географическое местоположение является нормальным.</w:t>
             </w:r>
           </w:p>
         </w:tc>
@@ -17259,7 +17259,7 @@
                 <w:b w:val="0"/>
                 <w:sz w:val="16"/>
               </w:rPr>
-              <w:t>(см. примечание 5)</w:t>
+              <w:t>Note 41: Уровень замерзания является уровнем, когда температура впервые снижается до 0 °С. Критерии выбора уровня замерзания при аэрологических наблюдениях следующие: a) если при запуске радиозонда приземная температура не ниже 0 °С, то самый низкий уровень, на котором температура впервые опускается до 0 °С, принимается за уровень замерзания; b) если приземная температура равняется 0 °С, то за уровень замерзания принимается приземный уровень; c) если при наблюдении не имеется уровня, на котором температура составляет ровно 0 °С, необходимо использовать два ближайших уровня, когда температура переходит от положительной к отрицательной, для интерполяции уровня замерзания, при котором температура равняется 0 °С; d) для уровня замерзания рассчитываются следующие элементы: время, высота, давление, влажность, температура точки росы, депрессия точки росы и отклонение долготы и широты.</w:t>
             </w:r>
           </w:p>
         </w:tc>
@@ -18813,7 +18813,7 @@
                 <w:b w:val="0"/>
                 <w:sz w:val="16"/>
               </w:rPr>
-              <w:t>(см. примечание 6)</w:t>
+              <w:t>Note 39: EPSG представляет собой набор данных по системам координат и ее преобразованиям, который изначально был создан и поддерживался Европейской группой нефтепоисковых исследований. В настоящее время он поддерживается подкомитетом по геодезии Комитета по геоматике Международной ассоциации производителей нефти и газа.</w:t>
             </w:r>
           </w:p>
         </w:tc>
@@ -19369,7 +19369,7 @@
                 <w:b w:val="0"/>
                 <w:sz w:val="16"/>
               </w:rPr>
-              <w:t>(см. примечание 7)</w:t>
+              <w:t>Note 37: Концентрация гидрометеоров в облаке (0 20 130) указывает на количество гидрометеоров в 1 дм3.</w:t>
             </w:r>
           </w:p>
         </w:tc>
@@ -19481,7 +19481,7 @@
                 <w:b w:val="0"/>
                 <w:sz w:val="16"/>
               </w:rPr>
-              <w:t>(см. примечание 7)</w:t>
+              <w:t>Note 37: Концентрация гидрометеоров в облаке (0 20 130) указывает на количество гидрометеоров в 1 дм3.</w:t>
             </w:r>
           </w:p>
         </w:tc>
@@ -19592,7 +19592,7 @@
                 <w:b w:val="0"/>
                 <w:sz w:val="16"/>
               </w:rPr>
-              <w:t>(см. примечание 8)</w:t>
+              <w:t>Note 22: Битовые флаги показывают элементы, включенные при обработке данных зондирования.</w:t>
             </w:r>
           </w:p>
         </w:tc>
@@ -23155,7 +23155,7 @@
                 <w:b w:val="0"/>
                 <w:sz w:val="16"/>
               </w:rPr>
-              <w:t>(см. примечание 5)</w:t>
+              <w:t>Note 41: Уровень замерзания является уровнем, когда температура впервые снижается до 0 °С. Критерии выбора уровня замерзания при аэрологических наблюдениях следующие: a) если при запуске радиозонда приземная температура не ниже 0 °С, то самый низкий уровень, на котором температура впервые опускается до 0 °С, принимается за уровень замерзания; b) если приземная температура равняется 0 °С, то за уровень замерзания принимается приземный уровень; c) если при наблюдении не имеется уровня, на котором температура составляет ровно 0 °С, необходимо использовать два ближайших уровня, когда температура переходит от положительной к отрицательной, для интерполяции уровня замерзания, при котором температура равняется 0 °С; d) для уровня замерзания рассчитываются следующие элементы: время, высота, давление, влажность, температура точки росы, депрессия точки росы и отклонение долготы и широты.</w:t>
             </w:r>
           </w:p>
         </w:tc>
@@ -24709,7 +24709,7 @@
                 <w:b w:val="0"/>
                 <w:sz w:val="16"/>
               </w:rPr>
-              <w:t>(см. примечание 6)</w:t>
+              <w:t>Note 39: EPSG представляет собой набор данных по системам координат и ее преобразованиям, который изначально был создан и поддерживался Европейской группой нефтепоисковых исследований. В настоящее время он поддерживается подкомитетом по геодезии Комитета по геоматике Международной ассоциации производителей нефти и газа.</w:t>
             </w:r>
           </w:p>
         </w:tc>
@@ -25265,7 +25265,7 @@
                 <w:b w:val="0"/>
                 <w:sz w:val="16"/>
               </w:rPr>
-              <w:t>(см. примечание 7)</w:t>
+              <w:t>Note 37: Концентрация гидрометеоров в облаке (0 20 130) указывает на количество гидрометеоров в 1 дм3.</w:t>
             </w:r>
           </w:p>
         </w:tc>
@@ -25377,7 +25377,7 @@
                 <w:b w:val="0"/>
                 <w:sz w:val="16"/>
               </w:rPr>
-              <w:t>(см. примечание 7)</w:t>
+              <w:t>Note 37: Концентрация гидрометеоров в облаке (0 20 130) указывает на количество гидрометеоров в 1 дм3.</w:t>
             </w:r>
           </w:p>
         </w:tc>
@@ -25488,7 +25488,7 @@
                 <w:b w:val="0"/>
                 <w:sz w:val="16"/>
               </w:rPr>
-              <w:t>(см. примечание 8)</w:t>
+              <w:t>Note 22: Битовые флаги показывают элементы, включенные при обработке данных зондирования.</w:t>
             </w:r>
           </w:p>
         </w:tc>

--- a/docx/ru/BUFR_TableD_ru_08.docx
+++ b/docx/ru/BUFR_TableD_ru_08.docx
@@ -28236,137 +28236,6 @@
       </w:tr>
     </w:tbl>
     <w:p/>
-    <w:p/>
-    <w:p>
-      <w:r>
-        <w:rPr>
-          <w:rFonts w:ascii="Verdana" w:hAnsi="Verdana"/>
-          <w:i/>
-          <w:sz w:val="14"/>
-        </w:rPr>
-        <w:t>Note 4: Требуются дополнительные дескрипторы, чтобы снизить загруженность, связанную с базой данных станции, например для идентификации федеративного государства и идентификации автомагистрали.</w:t>
-      </w:r>
-    </w:p>
-    <w:p>
-      <w:r>
-        <w:rPr>
-          <w:rFonts w:ascii="Verdana" w:hAnsi="Verdana"/>
-          <w:i/>
-          <w:sz w:val="14"/>
-        </w:rPr>
-        <w:t>Note 7: Сложные сообщения BUFR могут быть описаны в рамках разделов описания данных, если это требуется (например: 3 01 041, 3 04 001, 3 04 002, 3 04 003, 3 04 004, 3 04 005, 3 04 006).</w:t>
-      </w:r>
-    </w:p>
-    <w:p>
-      <w:r>
-        <w:rPr>
-          <w:rFonts w:ascii="Verdana" w:hAnsi="Verdana"/>
-          <w:i/>
-          <w:sz w:val="14"/>
-        </w:rPr>
-        <w:t>Note 10: Децибел (дБ) — это логарифмическая мера относительной степени или относительных значений плотности двух потоков, в частности интенсивности звука и мощности радио- и радиолокационных сигналов. В радиолокационной метеорологии логарифмическая шкала (dBZ) используется для измерения радиолокационной отражаемости. (Приводится из Глоссария метеорологических терминов Американского метеорологического общества).</w:t>
-      </w:r>
-    </w:p>
-    <w:p>
-      <w:r>
-        <w:rPr>
-          <w:rFonts w:ascii="Verdana" w:hAnsi="Verdana"/>
-          <w:i/>
-          <w:sz w:val="14"/>
-        </w:rPr>
-        <w:t>Note 15: В коде CREX не имеется дескриптеров 3 03 021 — 3 03 027.</w:t>
-      </w:r>
-    </w:p>
-    <w:p>
-      <w:r>
-        <w:rPr>
-          <w:rFonts w:ascii="Verdana" w:hAnsi="Verdana"/>
-          <w:i/>
-          <w:sz w:val="14"/>
-        </w:rPr>
-        <w:t>Note 16: Каждое сообщение BUFR может содержать данные для ряда местоположений; методика сжатия данных в коде BUFR использует незначительные по величине заголовки для групп данных, которые являются инвариантными.</w:t>
-      </w:r>
-    </w:p>
-    <w:p>
-      <w:r>
-        <w:rPr>
-          <w:rFonts w:ascii="Verdana" w:hAnsi="Verdana"/>
-          <w:i/>
-          <w:sz w:val="14"/>
-        </w:rPr>
-        <w:t>Note 32: Можно доказать, что поскольку возможны только дополнения, то следует разрешать только полные строки; однако ошибочно полагать, что отдельные районы будут требовать изменений так же, как и дополнений, поэтому лучше и понятнее обеспечивать описания по всем полям.</w:t>
-      </w:r>
-    </w:p>
-    <w:p>
-      <w:r>
-        <w:rPr>
-          <w:rFonts w:ascii="Verdana" w:hAnsi="Verdana"/>
-          <w:i/>
-          <w:sz w:val="14"/>
-        </w:rPr>
-        <w:t>Note 33: Лучше использовать различные дескрипторы класса 00 для определения и определенных элементов, таким же образом, как различные дескрипторы соответствуют давлению, рассматриваемому как координата, и давлению, измеренному в определенной точке. В противном случае будут необходимы специальные правила для интерпретации такого сообщения. Позиции 0 00 010 — 0 00 012 определяют F, X и Y для таблиц B и D; позиция 0 00 030 — дескриптор, используемый в качестве данных, и дает значения F, X и Y, определяющие последовательность для позиций таблицы D.</w:t>
-      </w:r>
-    </w:p>
-    <w:p>
-      <w:r>
-        <w:rPr>
-          <w:rFonts w:ascii="Verdana" w:hAnsi="Verdana"/>
-          <w:i/>
-          <w:sz w:val="14"/>
-        </w:rPr>
-        <w:t>Note 34: Сдвиг по широте 0 05 015 в последовательности представляет собой смещение по широте относительно места запуска. Сдвиг по долготе 0 06 015 в последовательности представляет собой смещение по долготе относительно места запуска.</w:t>
-      </w:r>
-    </w:p>
-    <w:p>
-      <w:r>
-        <w:rPr>
-          <w:rFonts w:ascii="Verdana" w:hAnsi="Verdana"/>
-          <w:i/>
-          <w:sz w:val="14"/>
-        </w:rPr>
-        <w:t>Note 35: Перемещение за длительное время 0 04 086 в последовательности представляет собой интервал времени, прошедшего с момента запуска, 3 01 013 (в секундах).</w:t>
-      </w:r>
-    </w:p>
-    <w:p>
-      <w:r>
-        <w:rPr>
-          <w:rFonts w:ascii="Verdana" w:hAnsi="Verdana"/>
-          <w:i/>
-          <w:sz w:val="14"/>
-        </w:rPr>
-        <w:t>Note 43: Выделение спутниковых данных по одному слою в наборы сообщений BUFR оказывается полезным при сжатии и в результате выражается в эффективной передаче и хранении данных.</w:t>
-      </w:r>
-    </w:p>
-    <w:p>
-      <w:r>
-        <w:rPr>
-          <w:rFonts w:ascii="Verdana" w:hAnsi="Verdana"/>
-          <w:i/>
-          <w:sz w:val="14"/>
-        </w:rPr>
-        <w:t>Note 49: Большинство станций имеют только одно местоположение на дороге и один датчик для измерения подповерхностной температуры. Повторение с задержкой вводится для повышения гибкости и коэффициента объема.</w:t>
-      </w:r>
-    </w:p>
-    <w:p>
-      <w:r>
-        <w:rPr>
-          <w:rFonts w:ascii="Verdana" w:hAnsi="Verdana"/>
-          <w:i/>
-          <w:sz w:val="14"/>
-        </w:rPr>
-        <w:t>Note 62: Настоящие позиции включают средство по совершенствованию кодовых цифр таблицы А и описания данных.</w:t>
-      </w:r>
-    </w:p>
-    <w:p>
-      <w:r>
-        <w:rPr>
-          <w:rFonts w:ascii="Verdana" w:hAnsi="Verdana"/>
-          <w:i/>
-          <w:sz w:val="14"/>
-        </w:rPr>
-        <w:t>Note 63: Для передачи данных в коде CREX не следует использовать дескрипторы 3 01 041 — 3 01 049, 3 01 062, 3 01 071 и 3 01 072.</w:t>
-      </w:r>
-    </w:p>
     <w:sectPr>
       <w:pgSz w:w="16838" w:h="11906" w:orient="landscape"/>
       <w:pgMar w:top="850" w:right="850" w:bottom="850" w:left="850" w:header="720" w:footer="720" w:gutter="0"/>
